--- a/ClimOO material/ClimOO narrative/The Shared Narrative of the ClimOO Ontology.docx
+++ b/ClimOO material/ClimOO narrative/The Shared Narrative of the ClimOO Ontology.docx
@@ -561,7 +561,47 @@
                 <w:sz w:val="22"/>
                 <w:szCs w:val="22"/>
               </w:rPr>
-              <w:t>Main relevant stakeholders (especially with regards to agricultural systems):</w:t>
+              <w:t xml:space="preserve">Main </w:t>
+            </w:r>
+            <w:r>
+              <w:rPr>
+                <w:rFonts w:ascii="Calibri" w:eastAsia="Calibri" w:hAnsi="Calibri" w:cs="Calibri"/>
+                <w:b/>
+                <w:bCs/>
+                <w:sz w:val="22"/>
+                <w:szCs w:val="22"/>
+              </w:rPr>
+              <w:t xml:space="preserve">stakeholders </w:t>
+            </w:r>
+            <w:r>
+              <w:rPr>
+                <w:rFonts w:ascii="Calibri" w:eastAsia="Calibri" w:hAnsi="Calibri" w:cs="Calibri"/>
+                <w:b/>
+                <w:bCs/>
+                <w:sz w:val="22"/>
+                <w:szCs w:val="22"/>
+              </w:rPr>
+              <w:t xml:space="preserve">that we acknowledge in </w:t>
+            </w:r>
+            <w:r>
+              <w:rPr>
+                <w:rFonts w:ascii="Calibri" w:eastAsia="Calibri" w:hAnsi="Calibri" w:cs="Calibri"/>
+                <w:b/>
+                <w:bCs/>
+                <w:sz w:val="22"/>
+                <w:szCs w:val="22"/>
+              </w:rPr>
+              <w:t xml:space="preserve">South Tyrol </w:t>
+            </w:r>
+            <w:r>
+              <w:rPr>
+                <w:rFonts w:ascii="Calibri" w:eastAsia="Calibri" w:hAnsi="Calibri" w:cs="Calibri"/>
+                <w:b/>
+                <w:bCs/>
+                <w:sz w:val="22"/>
+                <w:szCs w:val="22"/>
+              </w:rPr>
+              <w:t>agricultural systems:</w:t>
             </w:r>
           </w:p>
           <w:p>
@@ -595,27 +635,7 @@
                 <w:sz w:val="22"/>
                 <w:szCs w:val="22"/>
               </w:rPr>
-              <w:t xml:space="preserve">All living beings, including humans, related institutions, animals, microbes, and plants. Specific examples from human and related institutions’ </w:t>
-            </w:r>
-            <w:proofErr w:type="gramStart"/>
-            <w:r>
-              <w:rPr>
-                <w:rFonts w:ascii="Calibri" w:eastAsia="Calibri" w:hAnsi="Calibri" w:cs="Calibri"/>
-                <w:color w:val="000000"/>
-                <w:sz w:val="22"/>
-                <w:szCs w:val="22"/>
-              </w:rPr>
-              <w:t>sets:</w:t>
-            </w:r>
-            <w:proofErr w:type="gramEnd"/>
-            <w:r>
-              <w:rPr>
-                <w:rFonts w:ascii="Calibri" w:eastAsia="Calibri" w:hAnsi="Calibri" w:cs="Calibri"/>
-                <w:color w:val="000000"/>
-                <w:sz w:val="22"/>
-                <w:szCs w:val="22"/>
-              </w:rPr>
-              <w:t xml:space="preserve"> farmers, consultancy services, cooperatives, </w:t>
+              <w:t xml:space="preserve">All living beings, including humans, related institutions, animals, microbes, and plants. Specific examples from human and related institutions’ sets: farmers, consultancy services, cooperatives, </w:t>
             </w:r>
             <w:r>
               <w:rPr>
@@ -765,27 +785,7 @@
                 <w:sz w:val="22"/>
                 <w:szCs w:val="22"/>
               </w:rPr>
-              <w:t>The Autonomous Province of Bolzano–South Tyrol (Italy)</w:t>
-            </w:r>
-            <w:proofErr w:type="gramStart"/>
-            <w:r>
-              <w:rPr>
-                <w:rFonts w:ascii="Calibri" w:eastAsia="Calibri" w:hAnsi="Calibri" w:cs="Calibri"/>
-                <w:color w:val="000000"/>
-                <w:sz w:val="22"/>
-                <w:szCs w:val="22"/>
-              </w:rPr>
-              <w:t>, in particular, the</w:t>
-            </w:r>
-            <w:proofErr w:type="gramEnd"/>
-            <w:r>
-              <w:rPr>
-                <w:rFonts w:ascii="Calibri" w:eastAsia="Calibri" w:hAnsi="Calibri" w:cs="Calibri"/>
-                <w:color w:val="000000"/>
-                <w:sz w:val="22"/>
-                <w:szCs w:val="22"/>
-              </w:rPr>
-              <w:t xml:space="preserve"> “ </w:t>
+              <w:t xml:space="preserve">The Autonomous Province of Bolzano–South Tyrol (Italy), in particular, the “ </w:t>
             </w:r>
             <w:hyperlink r:id="rId8">
               <w:proofErr w:type="spellStart"/>
@@ -1612,27 +1612,7 @@
                 <w:sz w:val="22"/>
                 <w:szCs w:val="22"/>
               </w:rPr>
-              <w:t xml:space="preserve">Ensure farm survival and agricultural production while conserving system resources such as soil, water, and environment, especially </w:t>
-            </w:r>
-            <w:proofErr w:type="gramStart"/>
-            <w:r>
-              <w:rPr>
-                <w:rFonts w:ascii="Calibri" w:eastAsia="Calibri" w:hAnsi="Calibri" w:cs="Calibri"/>
-                <w:color w:val="000000"/>
-                <w:sz w:val="22"/>
-                <w:szCs w:val="22"/>
-              </w:rPr>
-              <w:t>with regard to</w:t>
-            </w:r>
-            <w:proofErr w:type="gramEnd"/>
-            <w:r>
-              <w:rPr>
-                <w:rFonts w:ascii="Calibri" w:eastAsia="Calibri" w:hAnsi="Calibri" w:cs="Calibri"/>
-                <w:color w:val="000000"/>
-                <w:sz w:val="22"/>
-                <w:szCs w:val="22"/>
-              </w:rPr>
-              <w:t xml:space="preserve"> businesses in small geographical areas.</w:t>
+              <w:t>Ensure farm survival and agricultural production while conserving system resources such as soil, water, and environment, especially with regard to businesses in small geographical areas.</w:t>
             </w:r>
           </w:p>
           <w:p>
